--- a/zhs/docx/048.content.docx
+++ b/zhs/docx/048.content.docx
@@ -205,36 +205,24 @@
           <w:lang w:val="zh_CN" w:bidi="zh_CN"/>
         </w:rPr>
       </w:r>
-      <w:hyperlink r:id="rId13">
-        <w:r>
-          <w:rPr>
-            <w:lang w:val="zh_CN" w:bidi="zh_CN"/>
-          </w:rPr>
-          <w:rPr>
-            <w:color w:val="0000EE"/>
-            <w:u w:val="single"/>
-          </w:rPr>
-          <w:t>撒但</w:t>
-        </w:r>
-      </w:hyperlink>
+      <w:r>
+        <w:rPr>
+          <w:lang w:val="zh_CN" w:bidi="zh_CN"/>
+        </w:rPr>
+        <w:t>撒但</w:t>
+      </w:r>
       <w:r>
         <w:rPr>
           <w:lang w:val="zh_CN" w:bidi="zh_CN"/>
         </w:rPr>
         <w:t>这个名字的意思是仇敌或控告者。它是所有</w:t>
       </w:r>
-      <w:hyperlink r:id="rId14">
-        <w:r>
-          <w:rPr>
-            <w:lang w:val="zh_CN" w:bidi="zh_CN"/>
-          </w:rPr>
-          <w:rPr>
-            <w:color w:val="0000EE"/>
-            <w:u w:val="single"/>
-          </w:rPr>
-          <w:t>邪灵</w:t>
-        </w:r>
-      </w:hyperlink>
+      <w:r>
+        <w:rPr>
+          <w:lang w:val="zh_CN" w:bidi="zh_CN"/>
+        </w:rPr>
+        <w:t>邪灵</w:t>
+      </w:r>
       <w:r>
         <w:rPr>
           <w:lang w:val="zh_CN" w:bidi="zh_CN"/>
@@ -268,18 +256,12 @@
         </w:rPr>
         <w:t>神创造了万物，因此神也创造了所有的灵。神创造他们，就像</w:t>
       </w:r>
-      <w:hyperlink r:id="rId15">
-        <w:r>
-          <w:rPr>
-            <w:lang w:val="zh_CN" w:bidi="zh_CN"/>
-          </w:rPr>
-          <w:rPr>
-            <w:color w:val="0000EE"/>
-            <w:u w:val="single"/>
-          </w:rPr>
-          <w:t>天使</w:t>
-        </w:r>
-      </w:hyperlink>
+      <w:r>
+        <w:rPr>
+          <w:lang w:val="zh_CN" w:bidi="zh_CN"/>
+        </w:rPr>
+        <w:t>天使</w:t>
+      </w:r>
       <w:r>
         <w:rPr>
           <w:lang w:val="zh_CN" w:bidi="zh_CN"/>
@@ -354,18 +336,12 @@
         </w:rPr>
         <w:t>然而，神比撒但强大得多。在耶稣受死并且</w:t>
       </w:r>
-      <w:hyperlink r:id="rId16">
-        <w:r>
-          <w:rPr>
-            <w:lang w:val="zh_CN" w:bidi="zh_CN"/>
-          </w:rPr>
-          <w:rPr>
-            <w:color w:val="0000EE"/>
-            <w:u w:val="single"/>
-          </w:rPr>
-          <w:t>复活</w:t>
-        </w:r>
-      </w:hyperlink>
+      <w:r>
+        <w:rPr>
+          <w:lang w:val="zh_CN" w:bidi="zh_CN"/>
+        </w:rPr>
+        <w:t>复活</w:t>
+      </w:r>
       <w:r>
         <w:rPr>
           <w:lang w:val="zh_CN" w:bidi="zh_CN"/>
@@ -425,7 +401,7 @@
           <w:lang w:val="zh_CN" w:bidi="zh_CN"/>
         </w:rPr>
       </w:r>
-      <w:hyperlink r:id="rId17">
+      <w:hyperlink r:id="rId13">
         <w:r>
           <w:rPr>
             <w:lang w:val="zh_CN" w:bidi="zh_CN"/>
@@ -557,7 +533,7 @@
           <w:lang w:val="zh_CN" w:bidi="zh_CN"/>
         </w:rPr>
       </w:r>
-      <w:hyperlink r:id="rId17">
+      <w:hyperlink r:id="rId13">
         <w:r>
           <w:rPr>
             <w:lang w:val="zh_CN" w:bidi="zh_CN"/>

--- a/zhs/docx/048.content.docx
+++ b/zhs/docx/048.content.docx
@@ -375,23 +375,12 @@
         <w:rPr>
           <w:lang w:val="zh_CN" w:bidi="zh_CN"/>
         </w:rPr>
-        <w:t>魔鬼</w:t>
-      </w:r>
-      <w:r>
-        <w:rPr>
-          <w:lang w:val="zh_CN" w:bidi="zh_CN"/>
-        </w:rPr>
-      </w:r>
-    </w:p>
-    <w:p>
-      <w:pPr>
-        <w:pStyle w:val="Heading4"/>
-      </w:pPr>
-      <w:r>
-        <w:rPr>
-          <w:lang w:val="zh_CN" w:bidi="zh_CN"/>
-        </w:rPr>
-        <w:t>Audio Content</w:t>
+        <w:t>抹</w:t>
+      </w:r>
+      <w:r>
+        <w:rPr>
+          <w:lang w:val="zh_CN" w:bidi="zh_CN"/>
+        </w:rPr>
       </w:r>
     </w:p>
     <w:p>
@@ -401,49 +390,15 @@
           <w:lang w:val="zh_CN" w:bidi="zh_CN"/>
         </w:rPr>
       </w:r>
-      <w:hyperlink r:id="rId13">
-        <w:r>
-          <w:rPr>
-            <w:lang w:val="zh_CN" w:bidi="zh_CN"/>
-          </w:rPr>
-          <w:rPr>
-            <w:color w:val="0000EE"/>
-            <w:u w:val="single"/>
-          </w:rPr>
-          <w:t>mp3 file</w:t>
-        </w:r>
-      </w:hyperlink>
-      <w:r>
-        <w:rPr>
-          <w:lang w:val="zh_CN" w:bidi="zh_CN"/>
-        </w:rPr>
-        <w:t xml:space="preserve"> (None KB)</w:t>
-      </w:r>
-      <w:r>
-        <w:rPr>
-          <w:lang w:val="zh_CN" w:bidi="zh_CN"/>
-        </w:rPr>
-      </w:r>
-      <w:r>
-        <w:rPr>
-          <w:lang w:val="zh_CN" w:bidi="zh_CN"/>
-        </w:rPr>
-      </w:r>
-    </w:p>
-    <w:p>
-      <w:pPr/>
-      <w:r>
-        <w:rPr>
-          <w:lang w:val="zh_CN" w:bidi="zh_CN"/>
-        </w:rPr>
-      </w:r>
-    </w:p>
-    <w:p>
-      <w:pPr>
-        <w:pStyle w:val="Heading2"/>
-      </w:pPr>
-      <w:r>
-        <w:rPr>
+      <w:r>
+        <w:rPr>
+          <w:lang w:val="zh_CN" w:bidi="zh_CN"/>
+        </w:rPr>
+        <w:t>在尸体上</w:t>
+      </w:r>
+      <w:r>
+        <w:rPr>
+          <w:b/>
           <w:lang w:val="zh_CN" w:bidi="zh_CN"/>
         </w:rPr>
         <w:t>抹</w:t>
@@ -452,104 +407,7 @@
         <w:rPr>
           <w:lang w:val="zh_CN" w:bidi="zh_CN"/>
         </w:rPr>
-      </w:r>
-    </w:p>
-    <w:p>
-      <w:pPr/>
-      <w:r>
-        <w:rPr>
-          <w:lang w:val="zh_CN" w:bidi="zh_CN"/>
-        </w:rPr>
-      </w:r>
-      <w:r>
-        <w:rPr>
-          <w:lang w:val="zh_CN" w:bidi="zh_CN"/>
-        </w:rPr>
-        <w:t>在尸体上</w:t>
-      </w:r>
-      <w:r>
-        <w:rPr>
-          <w:b/>
-          <w:lang w:val="zh_CN" w:bidi="zh_CN"/>
-        </w:rPr>
-        <w:t>抹</w:t>
-      </w:r>
-      <w:r>
-        <w:rPr>
-          <w:lang w:val="zh_CN" w:bidi="zh_CN"/>
-        </w:rPr>
         <w:t>油以示尊敬，并让腐烂尸体的味道闻起来好一点。 妇女们会将好闻的香料与油混合，然后将其涂抹在死者身上的布料或尸体上。</w:t>
-      </w:r>
-      <w:r>
-        <w:rPr>
-          <w:lang w:val="zh_CN" w:bidi="zh_CN"/>
-        </w:rPr>
-      </w:r>
-      <w:r>
-        <w:rPr>
-          <w:lang w:val="zh_CN" w:bidi="zh_CN"/>
-        </w:rPr>
-      </w:r>
-    </w:p>
-    <w:p>
-      <w:pPr/>
-      <w:r>
-        <w:rPr>
-          <w:lang w:val="zh_CN" w:bidi="zh_CN"/>
-        </w:rPr>
-      </w:r>
-    </w:p>
-    <w:p>
-      <w:pPr>
-        <w:pStyle w:val="Heading2"/>
-      </w:pPr>
-      <w:r>
-        <w:rPr>
-          <w:lang w:val="zh_CN" w:bidi="zh_CN"/>
-        </w:rPr>
-        <w:t>抹</w:t>
-      </w:r>
-      <w:r>
-        <w:rPr>
-          <w:lang w:val="zh_CN" w:bidi="zh_CN"/>
-        </w:rPr>
-      </w:r>
-    </w:p>
-    <w:p>
-      <w:pPr>
-        <w:pStyle w:val="Heading4"/>
-      </w:pPr>
-      <w:r>
-        <w:rPr>
-          <w:lang w:val="zh_CN" w:bidi="zh_CN"/>
-        </w:rPr>
-        <w:t>Audio Content</w:t>
-      </w:r>
-    </w:p>
-    <w:p>
-      <w:pPr/>
-      <w:r>
-        <w:rPr>
-          <w:lang w:val="zh_CN" w:bidi="zh_CN"/>
-        </w:rPr>
-      </w:r>
-      <w:hyperlink r:id="rId13">
-        <w:r>
-          <w:rPr>
-            <w:lang w:val="zh_CN" w:bidi="zh_CN"/>
-          </w:rPr>
-          <w:rPr>
-            <w:color w:val="0000EE"/>
-            <w:u w:val="single"/>
-          </w:rPr>
-          <w:t>mp3 file</w:t>
-        </w:r>
-      </w:hyperlink>
-      <w:r>
-        <w:rPr>
-          <w:lang w:val="zh_CN" w:bidi="zh_CN"/>
-        </w:rPr>
-        <w:t xml:space="preserve"> (None KB)</w:t>
       </w:r>
       <w:r>
         <w:rPr>

--- a/zhs/docx/048.content.docx
+++ b/zhs/docx/048.content.docx
@@ -205,24 +205,36 @@
           <w:lang w:val="zh_CN" w:bidi="zh_CN"/>
         </w:rPr>
       </w:r>
-      <w:r>
-        <w:rPr>
-          <w:lang w:val="zh_CN" w:bidi="zh_CN"/>
-        </w:rPr>
-        <w:t>撒但</w:t>
-      </w:r>
+      <w:hyperlink r:id="rId13">
+        <w:r>
+          <w:rPr>
+            <w:lang w:val="zh_CN" w:bidi="zh_CN"/>
+          </w:rPr>
+          <w:rPr>
+            <w:color w:val="0000EE"/>
+            <w:u w:val="single"/>
+          </w:rPr>
+          <w:t>撒但</w:t>
+        </w:r>
+      </w:hyperlink>
       <w:r>
         <w:rPr>
           <w:lang w:val="zh_CN" w:bidi="zh_CN"/>
         </w:rPr>
         <w:t>这个名字的意思是仇敌或控告者。它是所有</w:t>
       </w:r>
-      <w:r>
-        <w:rPr>
-          <w:lang w:val="zh_CN" w:bidi="zh_CN"/>
-        </w:rPr>
-        <w:t>邪灵</w:t>
-      </w:r>
+      <w:hyperlink r:id="rId14">
+        <w:r>
+          <w:rPr>
+            <w:lang w:val="zh_CN" w:bidi="zh_CN"/>
+          </w:rPr>
+          <w:rPr>
+            <w:color w:val="0000EE"/>
+            <w:u w:val="single"/>
+          </w:rPr>
+          <w:t>邪灵</w:t>
+        </w:r>
+      </w:hyperlink>
       <w:r>
         <w:rPr>
           <w:lang w:val="zh_CN" w:bidi="zh_CN"/>
@@ -256,12 +268,18 @@
         </w:rPr>
         <w:t>神创造了万物，因此神也创造了所有的灵。神创造他们，就像</w:t>
       </w:r>
-      <w:r>
-        <w:rPr>
-          <w:lang w:val="zh_CN" w:bidi="zh_CN"/>
-        </w:rPr>
-        <w:t>天使</w:t>
-      </w:r>
+      <w:hyperlink r:id="rId15">
+        <w:r>
+          <w:rPr>
+            <w:lang w:val="zh_CN" w:bidi="zh_CN"/>
+          </w:rPr>
+          <w:rPr>
+            <w:color w:val="0000EE"/>
+            <w:u w:val="single"/>
+          </w:rPr>
+          <w:t>天使</w:t>
+        </w:r>
+      </w:hyperlink>
       <w:r>
         <w:rPr>
           <w:lang w:val="zh_CN" w:bidi="zh_CN"/>
@@ -336,12 +354,18 @@
         </w:rPr>
         <w:t>然而，神比撒但强大得多。在耶稣受死并且</w:t>
       </w:r>
-      <w:r>
-        <w:rPr>
-          <w:lang w:val="zh_CN" w:bidi="zh_CN"/>
-        </w:rPr>
-        <w:t>复活</w:t>
-      </w:r>
+      <w:hyperlink r:id="rId16">
+        <w:r>
+          <w:rPr>
+            <w:lang w:val="zh_CN" w:bidi="zh_CN"/>
+          </w:rPr>
+          <w:rPr>
+            <w:color w:val="0000EE"/>
+            <w:u w:val="single"/>
+          </w:rPr>
+          <w:t>复活</w:t>
+        </w:r>
+      </w:hyperlink>
       <w:r>
         <w:rPr>
           <w:lang w:val="zh_CN" w:bidi="zh_CN"/>
